--- a/report/report.docx
+++ b/report/report.docx
@@ -351,21 +351,6 @@
     </w:p>
     <w:p>
       <w:pPr>
-        <w:jc w:val="center"/>
-        <w:rPr>
-          <w:lang w:eastAsia="zh-CN"/>
-        </w:rPr>
-      </w:pPr>
-      <w:r>
-        <w:rPr>
-          <w:color w:val="444444"/>
-          <w:lang w:eastAsia="zh-CN"/>
-        </w:rPr>
-        <w:t>课程作业最终版</w:t>
-      </w:r>
-    </w:p>
-    <w:p>
-      <w:pPr>
         <w:rPr>
           <w:lang w:eastAsia="zh-CN"/>
         </w:rPr>
@@ -614,43 +599,6 @@
     </w:p>
     <w:p>
       <w:pPr>
-        <w:spacing w:after="120" w:line="360" w:lineRule="auto"/>
-        <w:ind w:firstLine="420"/>
-        <w:jc w:val="both"/>
-        <w:rPr>
-          <w:lang w:eastAsia="zh-CN"/>
-        </w:rPr>
-      </w:pPr>
-      <w:r>
-        <w:rPr>
-          <w:lang w:eastAsia="zh-CN"/>
-        </w:rPr>
-        <w:lastRenderedPageBreak/>
-        <w:t xml:space="preserve">﻿# </w:t>
-      </w:r>
-      <w:r>
-        <w:rPr>
-          <w:lang w:eastAsia="zh-CN"/>
-        </w:rPr>
-        <w:t>可转债多因子选</w:t>
-      </w:r>
-      <w:proofErr w:type="gramStart"/>
-      <w:r>
-        <w:rPr>
-          <w:lang w:eastAsia="zh-CN"/>
-        </w:rPr>
-        <w:t>券</w:t>
-      </w:r>
-      <w:proofErr w:type="gramEnd"/>
-      <w:r>
-        <w:rPr>
-          <w:lang w:eastAsia="zh-CN"/>
-        </w:rPr>
-        <w:t>研究报告</w:t>
-      </w:r>
-    </w:p>
-    <w:p>
-      <w:pPr>
         <w:spacing w:before="160" w:after="120"/>
       </w:pPr>
       <w:r>
@@ -660,6 +608,7 @@
           <w:color w:val="000000"/>
           <w:sz w:val="25"/>
         </w:rPr>
+        <w:lastRenderedPageBreak/>
         <w:t xml:space="preserve">0.1 </w:t>
       </w:r>
       <w:proofErr w:type="spellStart"/>
@@ -742,6 +691,9 @@
             <w:vAlign w:val="center"/>
           </w:tcPr>
           <w:p>
+            <w:pPr>
+              <w:jc w:val="center"/>
+            </w:pPr>
             <w:r>
               <w:rPr>
                 <w:sz w:val="21"/>
@@ -791,6 +743,9 @@
             <w:vAlign w:val="center"/>
           </w:tcPr>
           <w:p>
+            <w:pPr>
+              <w:jc w:val="center"/>
+            </w:pPr>
             <w:r>
               <w:rPr>
                 <w:sz w:val="21"/>
@@ -834,6 +789,9 @@
             <w:vAlign w:val="center"/>
           </w:tcPr>
           <w:p>
+            <w:pPr>
+              <w:jc w:val="center"/>
+            </w:pPr>
             <w:r>
               <w:rPr>
                 <w:sz w:val="21"/>
@@ -871,6 +829,9 @@
             <w:vAlign w:val="center"/>
           </w:tcPr>
           <w:p>
+            <w:pPr>
+              <w:jc w:val="center"/>
+            </w:pPr>
             <w:r>
               <w:rPr>
                 <w:sz w:val="21"/>
@@ -950,6 +911,9 @@
             <w:vAlign w:val="center"/>
           </w:tcPr>
           <w:p>
+            <w:pPr>
+              <w:jc w:val="center"/>
+            </w:pPr>
             <w:r>
               <w:rPr>
                 <w:sz w:val="21"/>
@@ -987,12 +951,17 @@
             <w:vAlign w:val="center"/>
           </w:tcPr>
           <w:p>
+            <w:pPr>
+              <w:jc w:val="center"/>
+            </w:pPr>
+            <w:proofErr w:type="spellStart"/>
             <w:r>
               <w:rPr>
                 <w:sz w:val="21"/>
               </w:rPr>
               <w:t>基准</w:t>
             </w:r>
+            <w:proofErr w:type="spellEnd"/>
           </w:p>
         </w:tc>
         <w:tc>
@@ -1045,13 +1014,14 @@
     <w:p>
       <w:pPr>
         <w:rPr>
+          <w:rFonts w:hint="eastAsia"/>
           <w:lang w:eastAsia="zh-CN"/>
         </w:rPr>
       </w:pPr>
     </w:p>
     <w:p>
       <w:pPr>
-        <w:spacing w:after="120" w:line="360" w:lineRule="auto"/>
+        <w:spacing w:after="120" w:line="400" w:lineRule="exact"/>
         <w:ind w:firstLine="420"/>
         <w:jc w:val="both"/>
         <w:rPr>
@@ -1141,7 +1111,7 @@
     </w:p>
     <w:p>
       <w:pPr>
-        <w:spacing w:after="120" w:line="360" w:lineRule="auto"/>
+        <w:spacing w:after="120" w:line="400" w:lineRule="exact"/>
         <w:ind w:firstLine="420"/>
         <w:jc w:val="both"/>
         <w:rPr>
@@ -1862,7 +1832,7 @@
         <w:rPr>
           <w:lang w:eastAsia="zh-CN"/>
         </w:rPr>
-        <w:t>过滤，只适合作为附录现象，不适合和正式口径混在一起。</w:t>
+        <w:t>过滤，只作为附录现象，不和正式口径混在一起。</w:t>
       </w:r>
     </w:p>
     <w:p>
@@ -1952,7 +1922,7 @@
     </w:p>
     <w:p>
       <w:pPr>
-        <w:spacing w:after="120" w:line="360" w:lineRule="auto"/>
+        <w:spacing w:after="120" w:line="400" w:lineRule="exact"/>
         <w:ind w:firstLine="420"/>
         <w:jc w:val="both"/>
         <w:rPr>
@@ -1969,7 +1939,7 @@
     <w:p>
       <w:pPr>
         <w:pStyle w:val="a0"/>
-        <w:spacing w:after="60" w:line="360" w:lineRule="auto"/>
+        <w:spacing w:after="60" w:line="400" w:lineRule="exact"/>
         <w:jc w:val="both"/>
       </w:pPr>
       <w:proofErr w:type="spellStart"/>
@@ -2005,7 +1975,7 @@
     <w:p>
       <w:pPr>
         <w:pStyle w:val="a0"/>
-        <w:spacing w:after="60" w:line="360" w:lineRule="auto"/>
+        <w:spacing w:after="60" w:line="400" w:lineRule="exact"/>
         <w:jc w:val="both"/>
         <w:rPr>
           <w:lang w:eastAsia="zh-CN"/>
@@ -2093,7 +2063,7 @@
     </w:p>
     <w:p>
       <w:pPr>
-        <w:spacing w:after="120" w:line="360" w:lineRule="auto"/>
+        <w:spacing w:after="120" w:line="400" w:lineRule="exact"/>
         <w:ind w:firstLine="420"/>
         <w:jc w:val="both"/>
       </w:pPr>
@@ -2350,7 +2320,7 @@
     </w:p>
     <w:p>
       <w:pPr>
-        <w:spacing w:after="120" w:line="360" w:lineRule="auto"/>
+        <w:spacing w:after="120" w:line="400" w:lineRule="exact"/>
         <w:ind w:firstLine="420"/>
         <w:jc w:val="both"/>
         <w:rPr>
@@ -2768,7 +2738,7 @@
     </w:p>
     <w:p>
       <w:pPr>
-        <w:spacing w:after="120" w:line="360" w:lineRule="auto"/>
+        <w:spacing w:after="120" w:line="400" w:lineRule="exact"/>
         <w:ind w:firstLine="420"/>
         <w:jc w:val="both"/>
       </w:pPr>
@@ -2999,7 +2969,7 @@
     </w:p>
     <w:p>
       <w:pPr>
-        <w:spacing w:after="120" w:line="360" w:lineRule="auto"/>
+        <w:spacing w:after="120" w:line="400" w:lineRule="exact"/>
         <w:ind w:firstLine="420"/>
         <w:jc w:val="both"/>
         <w:rPr>
@@ -3067,7 +3037,20 @@
         <w:rPr>
           <w:lang w:eastAsia="zh-CN"/>
         </w:rPr>
-        <w:t>，而更适合理解为正股短期联动</w:t>
+        <w:t>，而更</w:t>
+      </w:r>
+      <w:r>
+        <w:rPr>
+          <w:rFonts w:hint="eastAsia"/>
+          <w:lang w:eastAsia="zh-CN"/>
+        </w:rPr>
+        <w:t>应该</w:t>
+      </w:r>
+      <w:r>
+        <w:rPr>
+          <w:lang w:eastAsia="zh-CN"/>
+        </w:rPr>
+        <w:t>理解为正股短期联动</w:t>
       </w:r>
       <w:r>
         <w:rPr>
@@ -3217,7 +3200,6 @@
           <w:color w:val="000000"/>
           <w:sz w:val="25"/>
         </w:rPr>
-        <w:lastRenderedPageBreak/>
         <w:t xml:space="preserve">2.5 </w:t>
       </w:r>
       <w:proofErr w:type="spellStart"/>
@@ -3268,6 +3250,7 @@
                 <w:color w:val="000000"/>
                 <w:sz w:val="22"/>
               </w:rPr>
+              <w:lastRenderedPageBreak/>
               <w:t>因子</w:t>
             </w:r>
           </w:p>
@@ -4012,7 +3995,7 @@
     </w:p>
     <w:p>
       <w:pPr>
-        <w:spacing w:after="120" w:line="360" w:lineRule="auto"/>
+        <w:spacing w:after="120" w:line="400" w:lineRule="exact"/>
         <w:ind w:firstLine="420"/>
         <w:jc w:val="both"/>
       </w:pPr>
@@ -4046,7 +4029,7 @@
     </w:p>
     <w:p>
       <w:pPr>
-        <w:spacing w:after="120" w:line="360" w:lineRule="auto"/>
+        <w:spacing w:after="120" w:line="400" w:lineRule="exact"/>
         <w:ind w:firstLine="420"/>
         <w:jc w:val="both"/>
       </w:pPr>
@@ -4182,8 +4165,13 @@
       <w:r>
         <w:t xml:space="preserve"> </w:t>
       </w:r>
-      <w:r>
-        <w:t>的替代关系更强。</w:t>
+      <w:proofErr w:type="spellStart"/>
+      <w:r>
+        <w:t>的替代关系更强</w:t>
+      </w:r>
+      <w:proofErr w:type="spellEnd"/>
+      <w:r>
+        <w:t>。</w:t>
       </w:r>
     </w:p>
     <w:p>
@@ -5115,7 +5103,7 @@
     </w:p>
     <w:p>
       <w:pPr>
-        <w:spacing w:after="120" w:line="360" w:lineRule="auto"/>
+        <w:spacing w:after="120" w:line="400" w:lineRule="exact"/>
         <w:ind w:firstLine="420"/>
         <w:jc w:val="both"/>
         <w:rPr>
@@ -5132,7 +5120,7 @@
     <w:p>
       <w:pPr>
         <w:pStyle w:val="a0"/>
-        <w:spacing w:after="60" w:line="360" w:lineRule="auto"/>
+        <w:spacing w:after="60" w:line="400" w:lineRule="exact"/>
         <w:jc w:val="both"/>
       </w:pPr>
       <w:proofErr w:type="spellStart"/>
@@ -5158,7 +5146,7 @@
     <w:p>
       <w:pPr>
         <w:pStyle w:val="a0"/>
-        <w:spacing w:after="60" w:line="360" w:lineRule="auto"/>
+        <w:spacing w:after="60" w:line="400" w:lineRule="exact"/>
         <w:jc w:val="both"/>
       </w:pPr>
       <w:r>
@@ -5177,7 +5165,7 @@
     <w:p>
       <w:pPr>
         <w:pStyle w:val="a0"/>
-        <w:spacing w:after="60" w:line="360" w:lineRule="auto"/>
+        <w:spacing w:after="60" w:line="400" w:lineRule="exact"/>
         <w:jc w:val="both"/>
         <w:rPr>
           <w:lang w:eastAsia="zh-CN"/>
@@ -5205,7 +5193,7 @@
     <w:p>
       <w:pPr>
         <w:pStyle w:val="a0"/>
-        <w:spacing w:after="60" w:line="360" w:lineRule="auto"/>
+        <w:spacing w:after="60" w:line="400" w:lineRule="exact"/>
         <w:jc w:val="both"/>
         <w:rPr>
           <w:lang w:eastAsia="zh-CN"/>
@@ -5259,7 +5247,7 @@
     <w:p>
       <w:pPr>
         <w:pStyle w:val="a0"/>
-        <w:spacing w:after="60" w:line="360" w:lineRule="auto"/>
+        <w:spacing w:after="60" w:line="400" w:lineRule="exact"/>
         <w:jc w:val="both"/>
         <w:rPr>
           <w:lang w:eastAsia="zh-CN"/>
@@ -5313,7 +5301,7 @@
     <w:p>
       <w:pPr>
         <w:pStyle w:val="a0"/>
-        <w:spacing w:after="60" w:line="360" w:lineRule="auto"/>
+        <w:spacing w:after="60" w:line="400" w:lineRule="exact"/>
         <w:jc w:val="both"/>
       </w:pPr>
       <w:proofErr w:type="spellStart"/>
@@ -5331,7 +5319,7 @@
     <w:p>
       <w:pPr>
         <w:pStyle w:val="a0"/>
-        <w:spacing w:after="60" w:line="360" w:lineRule="auto"/>
+        <w:spacing w:after="60" w:line="400" w:lineRule="exact"/>
         <w:jc w:val="both"/>
         <w:rPr>
           <w:lang w:eastAsia="zh-CN"/>
@@ -5366,7 +5354,7 @@
     </w:p>
     <w:p>
       <w:pPr>
-        <w:spacing w:after="120" w:line="360" w:lineRule="auto"/>
+        <w:spacing w:after="120" w:line="400" w:lineRule="exact"/>
         <w:ind w:firstLine="420"/>
         <w:jc w:val="both"/>
         <w:rPr>
@@ -5701,7 +5689,7 @@
                 <w:sz w:val="22"/>
                 <w:lang w:eastAsia="zh-CN"/>
               </w:rPr>
-              <w:t>缓冲排名加</w:t>
+              <w:t>缓冲排名加权</w:t>
             </w:r>
             <w:r>
               <w:rPr>
@@ -5711,8 +5699,7 @@
                 <w:sz w:val="22"/>
                 <w:lang w:eastAsia="zh-CN"/>
               </w:rPr>
-              <w:lastRenderedPageBreak/>
-              <w:t>权</w:t>
+              <w:t xml:space="preserve"> BW </w:t>
             </w:r>
             <w:r>
               <w:rPr>
@@ -5722,31 +5709,31 @@
                 <w:sz w:val="22"/>
                 <w:lang w:eastAsia="zh-CN"/>
               </w:rPr>
-              <w:t xml:space="preserve"> BW </w:t>
-            </w:r>
+              <w:t>主策略</w:t>
+            </w:r>
+          </w:p>
+        </w:tc>
+        <w:tc>
+          <w:tcPr>
+            <w:tcW w:w="1511" w:type="dxa"/>
+            <w:shd w:val="clear" w:color="auto" w:fill="EDEDED"/>
+            <w:vAlign w:val="center"/>
+          </w:tcPr>
+          <w:p>
+            <w:pPr>
+              <w:jc w:val="center"/>
+            </w:pPr>
+            <w:proofErr w:type="spellStart"/>
             <w:r>
               <w:rPr>
                 <w:rFonts w:eastAsia="黑体"/>
                 <w:b/>
                 <w:color w:val="000000"/>
                 <w:sz w:val="22"/>
-                <w:lang w:eastAsia="zh-CN"/>
-              </w:rPr>
-              <w:t>主策略</w:t>
-            </w:r>
-          </w:p>
-        </w:tc>
-        <w:tc>
-          <w:tcPr>
-            <w:tcW w:w="1511" w:type="dxa"/>
-            <w:shd w:val="clear" w:color="auto" w:fill="EDEDED"/>
-            <w:vAlign w:val="center"/>
-          </w:tcPr>
-          <w:p>
-            <w:pPr>
-              <w:jc w:val="center"/>
-            </w:pPr>
-            <w:proofErr w:type="spellStart"/>
+              </w:rPr>
+              <w:t>等权</w:t>
+            </w:r>
+            <w:proofErr w:type="spellEnd"/>
             <w:r>
               <w:rPr>
                 <w:rFonts w:eastAsia="黑体"/>
@@ -5754,10 +5741,9 @@
                 <w:color w:val="000000"/>
                 <w:sz w:val="22"/>
               </w:rPr>
-              <w:lastRenderedPageBreak/>
-              <w:t>等权</w:t>
-            </w:r>
-            <w:proofErr w:type="spellEnd"/>
+              <w:t xml:space="preserve"> BW </w:t>
+            </w:r>
+            <w:proofErr w:type="spellStart"/>
             <w:r>
               <w:rPr>
                 <w:rFonts w:eastAsia="黑体"/>
@@ -5765,9 +5751,21 @@
                 <w:color w:val="000000"/>
                 <w:sz w:val="22"/>
               </w:rPr>
-              <w:t xml:space="preserve"> BW </w:t>
-            </w:r>
-            <w:proofErr w:type="spellStart"/>
+              <w:t>对照</w:t>
+            </w:r>
+            <w:proofErr w:type="spellEnd"/>
+          </w:p>
+        </w:tc>
+        <w:tc>
+          <w:tcPr>
+            <w:tcW w:w="1511" w:type="dxa"/>
+            <w:shd w:val="clear" w:color="auto" w:fill="EDEDED"/>
+            <w:vAlign w:val="center"/>
+          </w:tcPr>
+          <w:p>
+            <w:pPr>
+              <w:jc w:val="center"/>
+            </w:pPr>
             <w:r>
               <w:rPr>
                 <w:rFonts w:eastAsia="黑体"/>
@@ -5775,8 +5773,20 @@
                 <w:color w:val="000000"/>
                 <w:sz w:val="22"/>
               </w:rPr>
-              <w:t>对</w:t>
-            </w:r>
+              <w:t>周频对照</w:t>
+            </w:r>
+          </w:p>
+        </w:tc>
+        <w:tc>
+          <w:tcPr>
+            <w:tcW w:w="1511" w:type="dxa"/>
+            <w:shd w:val="clear" w:color="auto" w:fill="EDEDED"/>
+            <w:vAlign w:val="center"/>
+          </w:tcPr>
+          <w:p>
+            <w:pPr>
+              <w:jc w:val="center"/>
+            </w:pPr>
             <w:r>
               <w:rPr>
                 <w:rFonts w:eastAsia="黑体"/>
@@ -5784,10 +5794,8 @@
                 <w:color w:val="000000"/>
                 <w:sz w:val="22"/>
               </w:rPr>
-              <w:lastRenderedPageBreak/>
-              <w:t>照</w:t>
-            </w:r>
-            <w:proofErr w:type="spellEnd"/>
+              <w:t>月频对照</w:t>
+            </w:r>
           </w:p>
         </w:tc>
         <w:tc>
@@ -5807,60 +5815,7 @@
                 <w:color w:val="000000"/>
                 <w:sz w:val="22"/>
               </w:rPr>
-              <w:lastRenderedPageBreak/>
-              <w:t>周频对照</w:t>
-            </w:r>
-          </w:p>
-        </w:tc>
-        <w:tc>
-          <w:tcPr>
-            <w:tcW w:w="1511" w:type="dxa"/>
-            <w:shd w:val="clear" w:color="auto" w:fill="EDEDED"/>
-            <w:vAlign w:val="center"/>
-          </w:tcPr>
-          <w:p>
-            <w:pPr>
-              <w:jc w:val="center"/>
-            </w:pPr>
-            <w:r>
-              <w:rPr>
-                <w:rFonts w:eastAsia="黑体"/>
-                <w:b/>
-                <w:color w:val="000000"/>
-                <w:sz w:val="22"/>
-              </w:rPr>
-              <w:t>月频对照</w:t>
-            </w:r>
-          </w:p>
-        </w:tc>
-        <w:tc>
-          <w:tcPr>
-            <w:tcW w:w="1511" w:type="dxa"/>
-            <w:shd w:val="clear" w:color="auto" w:fill="EDEDED"/>
-            <w:vAlign w:val="center"/>
-          </w:tcPr>
-          <w:p>
-            <w:pPr>
-              <w:jc w:val="center"/>
-            </w:pPr>
-            <w:r>
-              <w:rPr>
-                <w:rFonts w:eastAsia="黑体"/>
-                <w:b/>
-                <w:color w:val="000000"/>
-                <w:sz w:val="22"/>
-              </w:rPr>
-              <w:t>研究样本等</w:t>
-            </w:r>
-            <w:r>
-              <w:rPr>
-                <w:rFonts w:eastAsia="黑体"/>
-                <w:b/>
-                <w:color w:val="000000"/>
-                <w:sz w:val="22"/>
-              </w:rPr>
-              <w:lastRenderedPageBreak/>
-              <w:t>权基准</w:t>
+              <w:t>研究样本等权基准</w:t>
             </w:r>
           </w:p>
         </w:tc>
@@ -5879,7 +5834,6 @@
               <w:rPr>
                 <w:sz w:val="21"/>
               </w:rPr>
-              <w:lastRenderedPageBreak/>
               <w:t>累计收益</w:t>
             </w:r>
           </w:p>
@@ -5985,6 +5939,7 @@
               <w:rPr>
                 <w:sz w:val="21"/>
               </w:rPr>
+              <w:lastRenderedPageBreak/>
               <w:t>年化收益</w:t>
             </w:r>
           </w:p>
@@ -6904,7 +6859,6 @@
           <w:sz w:val="21"/>
           <w:lang w:eastAsia="zh-CN"/>
         </w:rPr>
-        <w:lastRenderedPageBreak/>
         <w:t>注：该图为每日最高</w:t>
       </w:r>
       <w:r>
@@ -6953,6 +6907,7 @@
         <w:rPr>
           <w:lang w:eastAsia="zh-CN"/>
         </w:rPr>
+        <w:lastRenderedPageBreak/>
         <w:t>多空</w:t>
       </w:r>
       <w:r>
@@ -11232,6 +11187,9 @@
         <w:spacing w:after="120" w:line="360" w:lineRule="auto"/>
         <w:ind w:firstLine="420"/>
         <w:jc w:val="both"/>
+        <w:rPr>
+          <w:lang w:eastAsia="zh-CN"/>
+        </w:rPr>
       </w:pPr>
       <w:proofErr w:type="spellStart"/>
       <w:r>
@@ -11263,14 +11221,30 @@
       <w:r>
         <w:t xml:space="preserve">=None </w:t>
       </w:r>
+      <w:proofErr w:type="spellStart"/>
       <w:r>
         <w:t>和正式回测函数，只改变</w:t>
       </w:r>
-      <w:r>
-        <w:t xml:space="preserve"> TopN</w:t>
-      </w:r>
-      <w:r>
-        <w:t>、流动性过滤、调仓频率和手续费。它主要用来观察稳健性，不用来重新挑主参数。</w:t>
+      <w:proofErr w:type="spellEnd"/>
+      <w:r>
+        <w:t xml:space="preserve"> </w:t>
+      </w:r>
+      <w:proofErr w:type="spellStart"/>
+      <w:r>
+        <w:t>TopN</w:t>
+      </w:r>
+      <w:r>
+        <w:t>、流动性过滤、调仓频率和手续费</w:t>
+      </w:r>
+      <w:proofErr w:type="spellEnd"/>
+      <w:r>
+        <w:t>。</w:t>
+      </w:r>
+      <w:r>
+        <w:rPr>
+          <w:lang w:eastAsia="zh-CN"/>
+        </w:rPr>
+        <w:t>它主要用来观察稳健性，不用来重新挑主参数。</w:t>
       </w:r>
     </w:p>
     <w:p>
@@ -11283,10 +11257,23 @@
         <w:t>在</w:t>
       </w:r>
       <w:r>
-        <w:t xml:space="preserve"> fee_rate=0.002 </w:t>
-      </w:r>
-      <w:r>
-        <w:t>下，等权缓冲口径年化收益前几组如下：</w:t>
+        <w:t xml:space="preserve"> </w:t>
+      </w:r>
+      <w:proofErr w:type="spellStart"/>
+      <w:r>
+        <w:t>fee_rate</w:t>
+      </w:r>
+      <w:proofErr w:type="spellEnd"/>
+      <w:r>
+        <w:t xml:space="preserve">=0.002 </w:t>
+      </w:r>
+      <w:proofErr w:type="spellStart"/>
+      <w:r>
+        <w:t>下，等权缓冲口径年化收益前几组如下</w:t>
+      </w:r>
+      <w:proofErr w:type="spellEnd"/>
+      <w:r>
+        <w:t>：</w:t>
       </w:r>
     </w:p>
     <w:tbl>
@@ -12080,7 +12067,7 @@
     <w:p/>
     <w:p>
       <w:pPr>
-        <w:spacing w:after="120" w:line="360" w:lineRule="auto"/>
+        <w:spacing w:after="120" w:line="400" w:lineRule="exact"/>
         <w:ind w:firstLine="420"/>
         <w:jc w:val="both"/>
         <w:rPr>
@@ -12108,7 +12095,7 @@
     </w:p>
     <w:p>
       <w:pPr>
-        <w:spacing w:before="160" w:after="120"/>
+        <w:spacing w:before="160" w:after="120" w:line="400" w:lineRule="exact"/>
         <w:rPr>
           <w:lang w:eastAsia="zh-CN"/>
         </w:rPr>
@@ -12136,7 +12123,7 @@
     </w:p>
     <w:p>
       <w:pPr>
-        <w:spacing w:after="120" w:line="360" w:lineRule="auto"/>
+        <w:spacing w:after="120" w:line="400" w:lineRule="exact"/>
         <w:ind w:firstLine="420"/>
         <w:jc w:val="both"/>
         <w:rPr>
@@ -13265,7 +13252,8 @@
     <w:p>
       <w:pPr>
         <w:pStyle w:val="a"/>
-        <w:spacing w:after="60" w:line="360" w:lineRule="auto"/>
+        <w:spacing w:after="60" w:line="400" w:lineRule="exact"/>
+        <w:ind w:left="357" w:hanging="357"/>
         <w:jc w:val="both"/>
         <w:rPr>
           <w:lang w:eastAsia="zh-CN"/>
@@ -13300,7 +13288,8 @@
     <w:p>
       <w:pPr>
         <w:pStyle w:val="a"/>
-        <w:spacing w:after="60" w:line="360" w:lineRule="auto"/>
+        <w:spacing w:after="60" w:line="400" w:lineRule="exact"/>
+        <w:ind w:left="357" w:hanging="357"/>
         <w:jc w:val="both"/>
         <w:rPr>
           <w:lang w:eastAsia="zh-CN"/>
@@ -13323,7 +13312,8 @@
     <w:p>
       <w:pPr>
         <w:pStyle w:val="a"/>
-        <w:spacing w:after="60" w:line="360" w:lineRule="auto"/>
+        <w:spacing w:after="60" w:line="400" w:lineRule="exact"/>
+        <w:ind w:left="357" w:hanging="357"/>
         <w:jc w:val="both"/>
         <w:rPr>
           <w:lang w:eastAsia="zh-CN"/>
@@ -13372,7 +13362,8 @@
     <w:p>
       <w:pPr>
         <w:pStyle w:val="a"/>
-        <w:spacing w:after="60" w:line="360" w:lineRule="auto"/>
+        <w:spacing w:after="60" w:line="400" w:lineRule="exact"/>
+        <w:ind w:left="357" w:hanging="357"/>
         <w:jc w:val="both"/>
         <w:rPr>
           <w:lang w:eastAsia="zh-CN"/>
@@ -13407,7 +13398,8 @@
     <w:p>
       <w:pPr>
         <w:pStyle w:val="a"/>
-        <w:spacing w:after="60" w:line="360" w:lineRule="auto"/>
+        <w:spacing w:after="60" w:line="400" w:lineRule="exact"/>
+        <w:ind w:left="357" w:hanging="357"/>
         <w:jc w:val="both"/>
         <w:rPr>
           <w:lang w:eastAsia="zh-CN"/>
@@ -13430,7 +13422,8 @@
     <w:p>
       <w:pPr>
         <w:pStyle w:val="a"/>
-        <w:spacing w:after="60" w:line="360" w:lineRule="auto"/>
+        <w:spacing w:after="60" w:line="400" w:lineRule="exact"/>
+        <w:ind w:left="357" w:hanging="357"/>
         <w:jc w:val="both"/>
         <w:rPr>
           <w:lang w:eastAsia="zh-CN"/>
@@ -13453,7 +13446,8 @@
     <w:p>
       <w:pPr>
         <w:pStyle w:val="a"/>
-        <w:spacing w:after="60" w:line="360" w:lineRule="auto"/>
+        <w:spacing w:after="60" w:line="400" w:lineRule="exact"/>
+        <w:ind w:left="357" w:hanging="357"/>
         <w:jc w:val="both"/>
         <w:rPr>
           <w:lang w:eastAsia="zh-CN"/>
@@ -13492,7 +13486,8 @@
     <w:p>
       <w:pPr>
         <w:pStyle w:val="a"/>
-        <w:spacing w:after="60" w:line="360" w:lineRule="auto"/>
+        <w:spacing w:after="60" w:line="400" w:lineRule="exact"/>
+        <w:ind w:left="357" w:hanging="357"/>
         <w:jc w:val="both"/>
         <w:rPr>
           <w:lang w:eastAsia="zh-CN"/>
@@ -13556,7 +13551,7 @@
     </w:p>
     <w:p>
       <w:pPr>
-        <w:spacing w:after="120" w:line="360" w:lineRule="auto"/>
+        <w:spacing w:after="120" w:line="400" w:lineRule="exact"/>
         <w:ind w:firstLine="420"/>
         <w:jc w:val="both"/>
         <w:rPr>
@@ -13581,15 +13576,25 @@
       <w:r>
         <w:t xml:space="preserve"> alpha_pct_chg_5 </w:t>
       </w:r>
+      <w:proofErr w:type="spellStart"/>
       <w:r>
         <w:t>的组合有清楚的经济解释，也能在分组、</w:t>
       </w:r>
       <w:r>
-        <w:t>IC/IR</w:t>
+        <w:t>IC</w:t>
+      </w:r>
+      <w:proofErr w:type="spellEnd"/>
+      <w:r>
+        <w:t>/</w:t>
+      </w:r>
+      <w:proofErr w:type="spellStart"/>
+      <w:r>
+        <w:t>IR</w:t>
       </w:r>
       <w:r>
         <w:t>、多空</w:t>
       </w:r>
+      <w:proofErr w:type="spellEnd"/>
       <w:r>
         <w:t xml:space="preserve"> 20% </w:t>
       </w:r>
@@ -13636,7 +13641,7 @@
     </w:p>
     <w:p>
       <w:pPr>
-        <w:spacing w:after="120" w:line="360" w:lineRule="auto"/>
+        <w:spacing w:after="120" w:line="400" w:lineRule="exact"/>
         <w:ind w:firstLine="420"/>
         <w:jc w:val="both"/>
         <w:rPr>
@@ -13647,14 +13652,14 @@
         <w:rPr>
           <w:lang w:eastAsia="zh-CN"/>
         </w:rPr>
-        <w:t>与日频、周频</w:t>
+        <w:t>与日频、</w:t>
       </w:r>
       <w:proofErr w:type="gramStart"/>
       <w:r>
         <w:rPr>
           <w:lang w:eastAsia="zh-CN"/>
         </w:rPr>
-        <w:t>和月频相比</w:t>
+        <w:t>周频和月频相比</w:t>
       </w:r>
       <w:proofErr w:type="gramEnd"/>
       <w:r>
@@ -13698,7 +13703,7 @@
     </w:p>
     <w:p>
       <w:pPr>
-        <w:spacing w:after="120" w:line="360" w:lineRule="auto"/>
+        <w:spacing w:after="120" w:line="400" w:lineRule="exact"/>
         <w:ind w:firstLine="420"/>
         <w:jc w:val="both"/>
         <w:rPr>
@@ -13709,7 +13714,20 @@
         <w:rPr>
           <w:lang w:eastAsia="zh-CN"/>
         </w:rPr>
-        <w:t>整体看，这个策略更适合作为一份研究作业里的完整样例：先看单因子分组和</w:t>
+        <w:t>整体看，这个策略更适合作为研究</w:t>
+      </w:r>
+      <w:r>
+        <w:rPr>
+          <w:rFonts w:hint="eastAsia"/>
+          <w:lang w:eastAsia="zh-CN"/>
+        </w:rPr>
+        <w:t>探索</w:t>
+      </w:r>
+      <w:r>
+        <w:rPr>
+          <w:lang w:eastAsia="zh-CN"/>
+        </w:rPr>
+        <w:t>的完整样例：先看单因子分组和</w:t>
       </w:r>
       <w:r>
         <w:rPr>
@@ -14974,105 +14992,11 @@
         </w:rPr>
         <w:t>缓冲的排名加权版本。</w:t>
       </w:r>
-    </w:p>
-    <w:p>
-      <w:pPr>
-        <w:spacing w:before="160" w:after="120"/>
-        <w:rPr>
-          <w:lang w:eastAsia="zh-CN"/>
-        </w:rPr>
-      </w:pPr>
-      <w:r>
-        <w:rPr>
-          <w:rFonts w:eastAsia="黑体"/>
-          <w:b/>
-          <w:color w:val="000000"/>
-          <w:sz w:val="25"/>
-          <w:lang w:eastAsia="zh-CN"/>
-        </w:rPr>
-        <w:t xml:space="preserve">A.4 </w:t>
-      </w:r>
-      <w:r>
-        <w:rPr>
-          <w:rFonts w:eastAsia="黑体"/>
-          <w:b/>
-          <w:color w:val="000000"/>
-          <w:sz w:val="25"/>
-          <w:lang w:eastAsia="zh-CN"/>
-        </w:rPr>
-        <w:t>复现说明</w:t>
-      </w:r>
-    </w:p>
-    <w:p>
-      <w:pPr>
-        <w:spacing w:after="120" w:line="360" w:lineRule="auto"/>
-        <w:ind w:firstLine="420"/>
-        <w:jc w:val="both"/>
-        <w:rPr>
-          <w:lang w:eastAsia="zh-CN"/>
-        </w:rPr>
-      </w:pPr>
-      <w:r>
-        <w:rPr>
-          <w:lang w:eastAsia="zh-CN"/>
-        </w:rPr>
-        <w:t>研究底稿执行环境固定为：</w:t>
-      </w:r>
-    </w:p>
-    <w:p>
-      <w:pPr>
-        <w:spacing w:after="120" w:line="360" w:lineRule="auto"/>
-        <w:ind w:firstLine="420"/>
-        <w:jc w:val="both"/>
-      </w:pPr>
       <w:r>
         <w:rPr>
           <w:lang w:eastAsia="zh-CN"/>
         </w:rPr>
         <w:t xml:space="preserve"> </w:t>
-      </w:r>
-      <w:r>
-        <w:t xml:space="preserve">D:\Anaconda\envs\QuantEnv\python.exe </w:t>
-      </w:r>
-    </w:p>
-    <w:p>
-      <w:pPr>
-        <w:spacing w:after="120" w:line="360" w:lineRule="auto"/>
-        <w:ind w:firstLine="420"/>
-        <w:jc w:val="both"/>
-      </w:pPr>
-      <w:r>
-        <w:t>主研究底稿：</w:t>
-      </w:r>
-    </w:p>
-    <w:p>
-      <w:pPr>
-        <w:spacing w:after="120" w:line="360" w:lineRule="auto"/>
-        <w:ind w:firstLine="420"/>
-        <w:jc w:val="both"/>
-      </w:pPr>
-      <w:r>
-        <w:t xml:space="preserve"> notebooks/convertible_bond_factor_report.ipynb </w:t>
-      </w:r>
-    </w:p>
-    <w:p>
-      <w:pPr>
-        <w:spacing w:after="120" w:line="360" w:lineRule="auto"/>
-        <w:ind w:firstLine="420"/>
-        <w:jc w:val="both"/>
-      </w:pPr>
-      <w:r>
-        <w:t>报告导出脚本：</w:t>
-      </w:r>
-    </w:p>
-    <w:p>
-      <w:pPr>
-        <w:spacing w:after="120" w:line="360" w:lineRule="auto"/>
-        <w:ind w:firstLine="420"/>
-        <w:jc w:val="both"/>
-      </w:pPr>
-      <w:r>
-        <w:t xml:space="preserve"> python report\build_report_docx.py </w:t>
       </w:r>
     </w:p>
     <w:sectPr>
@@ -16040,7 +15964,6 @@
   <w:style w:type="character" w:default="1" w:styleId="a2">
     <w:name w:val="Default Paragraph Font"/>
     <w:uiPriority w:val="1"/>
-    <w:semiHidden/>
     <w:unhideWhenUsed/>
   </w:style>
   <w:style w:type="table" w:default="1" w:styleId="a3">

--- a/report/report.docx
+++ b/report/report.docx
@@ -364,7 +364,10 @@
     </w:p>
     <w:p>
       <w:pPr>
-        <w:spacing w:after="160"/>
+        <w:pBdr>
+          <w:bottom w:val="single" w:sz="8" w:space="1" w:color="000000"/>
+        </w:pBdr>
+        <w:spacing w:before="120"/>
         <w:jc w:val="center"/>
         <w:rPr>
           <w:lang w:eastAsia="zh-CN"/>
@@ -379,209 +382,1253 @@
           <w:lang w:eastAsia="zh-CN"/>
         </w:rPr>
         <w:lastRenderedPageBreak/>
-        <w:t>报告结构</w:t>
+        <w:t>目录</w:t>
       </w:r>
     </w:p>
     <w:p>
       <w:pPr>
-        <w:spacing w:after="80"/>
-        <w:ind w:left="1134"/>
+        <w:tabs>
+          <w:tab w:val="right" w:leader="dot" w:pos="8391"/>
+        </w:tabs>
+        <w:spacing w:after="40" w:line="240" w:lineRule="auto"/>
         <w:rPr>
           <w:lang w:eastAsia="zh-CN"/>
         </w:rPr>
       </w:pPr>
       <w:r>
         <w:rPr>
+          <w:rFonts w:eastAsia="黑体"/>
           <w:b/>
-          <w:sz w:val="25"/>
-          <w:lang w:eastAsia="zh-CN"/>
-        </w:rPr>
-        <w:t xml:space="preserve">1. </w:t>
-      </w:r>
-      <w:r>
-        <w:rPr>
+          <w:color w:val="000000"/>
+          <w:sz w:val="22"/>
+          <w:lang w:eastAsia="zh-CN"/>
+        </w:rPr>
+        <w:t xml:space="preserve">0.1 </w:t>
+      </w:r>
+      <w:r>
+        <w:rPr>
+          <w:rFonts w:eastAsia="黑体"/>
           <w:b/>
-          <w:sz w:val="25"/>
-          <w:lang w:eastAsia="zh-CN"/>
-        </w:rPr>
-        <w:t>摘要</w:t>
+          <w:color w:val="000000"/>
+          <w:sz w:val="22"/>
+          <w:lang w:eastAsia="zh-CN"/>
+        </w:rPr>
+        <w:t>主要结论</w:t>
+      </w:r>
+      <w:r>
+        <w:rPr>
+          <w:rFonts w:eastAsia="黑体"/>
+          <w:b/>
+          <w:color w:val="000000"/>
+          <w:sz w:val="22"/>
+          <w:lang w:eastAsia="zh-CN"/>
+        </w:rPr>
+        <w:tab/>
+        <w:t>3</w:t>
       </w:r>
     </w:p>
     <w:p>
       <w:pPr>
-        <w:spacing w:after="80"/>
-        <w:ind w:left="1134"/>
+        <w:tabs>
+          <w:tab w:val="right" w:leader="dot" w:pos="8391"/>
+        </w:tabs>
+        <w:spacing w:after="40" w:line="240" w:lineRule="auto"/>
         <w:rPr>
           <w:lang w:eastAsia="zh-CN"/>
         </w:rPr>
       </w:pPr>
       <w:r>
         <w:rPr>
+          <w:rFonts w:eastAsia="黑体"/>
           <w:b/>
-          <w:sz w:val="25"/>
-          <w:lang w:eastAsia="zh-CN"/>
-        </w:rPr>
-        <w:t xml:space="preserve">2. </w:t>
-      </w:r>
-      <w:r>
-        <w:rPr>
+          <w:color w:val="000000"/>
+          <w:sz w:val="22"/>
+          <w:lang w:eastAsia="zh-CN"/>
+        </w:rPr>
+        <w:t xml:space="preserve">1. </w:t>
+      </w:r>
+      <w:r>
+        <w:rPr>
+          <w:rFonts w:eastAsia="黑体"/>
           <w:b/>
-          <w:sz w:val="25"/>
-          <w:lang w:eastAsia="zh-CN"/>
-        </w:rPr>
-        <w:t>研究背景、数据与核心问题</w:t>
+          <w:color w:val="000000"/>
+          <w:sz w:val="22"/>
+          <w:lang w:eastAsia="zh-CN"/>
+        </w:rPr>
+        <w:t>数据与样本过滤</w:t>
+      </w:r>
+      <w:r>
+        <w:rPr>
+          <w:rFonts w:eastAsia="黑体"/>
+          <w:b/>
+          <w:color w:val="000000"/>
+          <w:sz w:val="22"/>
+          <w:lang w:eastAsia="zh-CN"/>
+        </w:rPr>
+        <w:tab/>
+        <w:t>3</w:t>
       </w:r>
     </w:p>
     <w:p>
       <w:pPr>
-        <w:spacing w:after="80"/>
-        <w:ind w:left="1134"/>
+        <w:tabs>
+          <w:tab w:val="right" w:leader="dot" w:pos="8391"/>
+        </w:tabs>
+        <w:spacing w:after="40" w:line="240" w:lineRule="auto"/>
+        <w:ind w:left="369"/>
         <w:rPr>
           <w:lang w:eastAsia="zh-CN"/>
         </w:rPr>
       </w:pPr>
       <w:r>
         <w:rPr>
-          <w:b/>
-          <w:sz w:val="25"/>
-          <w:lang w:eastAsia="zh-CN"/>
-        </w:rPr>
-        <w:t xml:space="preserve">3. </w:t>
-      </w:r>
-      <w:r>
-        <w:rPr>
-          <w:b/>
-          <w:sz w:val="25"/>
-          <w:lang w:eastAsia="zh-CN"/>
-        </w:rPr>
-        <w:t>因子框架与筛选结果</w:t>
+          <w:sz w:val="21"/>
+          <w:lang w:eastAsia="zh-CN"/>
+        </w:rPr>
+        <w:t xml:space="preserve">1.1 </w:t>
+      </w:r>
+      <w:r>
+        <w:rPr>
+          <w:sz w:val="21"/>
+          <w:lang w:eastAsia="zh-CN"/>
+        </w:rPr>
+        <w:t>样本背景</w:t>
+      </w:r>
+      <w:r>
+        <w:rPr>
+          <w:sz w:val="21"/>
+          <w:lang w:eastAsia="zh-CN"/>
+        </w:rPr>
+        <w:tab/>
+        <w:t>3</w:t>
       </w:r>
     </w:p>
     <w:p>
       <w:pPr>
-        <w:spacing w:after="80"/>
-        <w:ind w:left="1134"/>
+        <w:tabs>
+          <w:tab w:val="right" w:leader="dot" w:pos="8391"/>
+        </w:tabs>
+        <w:spacing w:after="40" w:line="240" w:lineRule="auto"/>
+        <w:ind w:left="369"/>
         <w:rPr>
           <w:lang w:eastAsia="zh-CN"/>
         </w:rPr>
       </w:pPr>
       <w:r>
         <w:rPr>
-          <w:b/>
-          <w:sz w:val="25"/>
-          <w:lang w:eastAsia="zh-CN"/>
-        </w:rPr>
-        <w:t xml:space="preserve">4. </w:t>
-      </w:r>
-      <w:r>
-        <w:rPr>
-          <w:b/>
-          <w:sz w:val="25"/>
-          <w:lang w:eastAsia="zh-CN"/>
-        </w:rPr>
-        <w:t>多因子策略构建</w:t>
+          <w:sz w:val="21"/>
+          <w:lang w:eastAsia="zh-CN"/>
+        </w:rPr>
+        <w:t xml:space="preserve">1.2 </w:t>
+      </w:r>
+      <w:r>
+        <w:rPr>
+          <w:sz w:val="21"/>
+          <w:lang w:eastAsia="zh-CN"/>
+        </w:rPr>
+        <w:t>样本过滤与可交易性约束</w:t>
+      </w:r>
+      <w:r>
+        <w:rPr>
+          <w:sz w:val="21"/>
+          <w:lang w:eastAsia="zh-CN"/>
+        </w:rPr>
+        <w:tab/>
+        <w:t>4</w:t>
       </w:r>
     </w:p>
     <w:p>
       <w:pPr>
-        <w:spacing w:after="80"/>
-        <w:ind w:left="1134"/>
+        <w:tabs>
+          <w:tab w:val="right" w:leader="dot" w:pos="8391"/>
+        </w:tabs>
+        <w:spacing w:after="40" w:line="240" w:lineRule="auto"/>
         <w:rPr>
           <w:lang w:eastAsia="zh-CN"/>
         </w:rPr>
       </w:pPr>
       <w:r>
         <w:rPr>
+          <w:rFonts w:eastAsia="黑体"/>
           <w:b/>
-          <w:sz w:val="25"/>
-          <w:lang w:eastAsia="zh-CN"/>
-        </w:rPr>
-        <w:t xml:space="preserve">5. </w:t>
-      </w:r>
-      <w:proofErr w:type="gramStart"/>
-      <w:r>
-        <w:rPr>
+          <w:color w:val="000000"/>
+          <w:sz w:val="22"/>
+          <w:lang w:eastAsia="zh-CN"/>
+        </w:rPr>
+        <w:t xml:space="preserve">2. </w:t>
+      </w:r>
+      <w:r>
+        <w:rPr>
+          <w:rFonts w:eastAsia="黑体"/>
           <w:b/>
-          <w:sz w:val="25"/>
-          <w:lang w:eastAsia="zh-CN"/>
-        </w:rPr>
-        <w:t>回测结果</w:t>
-      </w:r>
-      <w:proofErr w:type="gramEnd"/>
-      <w:r>
-        <w:rPr>
+          <w:color w:val="000000"/>
+          <w:sz w:val="22"/>
+          <w:lang w:eastAsia="zh-CN"/>
+        </w:rPr>
+        <w:t>单因子分组与</w:t>
+      </w:r>
+      <w:r>
+        <w:rPr>
+          <w:rFonts w:eastAsia="黑体"/>
           <w:b/>
-          <w:sz w:val="25"/>
-          <w:lang w:eastAsia="zh-CN"/>
-        </w:rPr>
-        <w:t>与超额表现</w:t>
+          <w:color w:val="000000"/>
+          <w:sz w:val="22"/>
+          <w:lang w:eastAsia="zh-CN"/>
+        </w:rPr>
+        <w:t xml:space="preserve"> IC/IR</w:t>
+      </w:r>
+      <w:r>
+        <w:rPr>
+          <w:rFonts w:eastAsia="黑体"/>
+          <w:b/>
+          <w:color w:val="000000"/>
+          <w:sz w:val="22"/>
+          <w:lang w:eastAsia="zh-CN"/>
+        </w:rPr>
+        <w:tab/>
+        <w:t>5</w:t>
       </w:r>
     </w:p>
     <w:p>
       <w:pPr>
-        <w:spacing w:after="80"/>
-        <w:ind w:left="1134"/>
+        <w:tabs>
+          <w:tab w:val="right" w:leader="dot" w:pos="8391"/>
+        </w:tabs>
+        <w:spacing w:after="40" w:line="240" w:lineRule="auto"/>
+        <w:ind w:left="369"/>
         <w:rPr>
           <w:lang w:eastAsia="zh-CN"/>
         </w:rPr>
       </w:pPr>
       <w:r>
         <w:rPr>
-          <w:b/>
-          <w:sz w:val="25"/>
-          <w:lang w:eastAsia="zh-CN"/>
-        </w:rPr>
-        <w:t xml:space="preserve">6. </w:t>
-      </w:r>
-      <w:r>
-        <w:rPr>
-          <w:b/>
-          <w:sz w:val="25"/>
-          <w:lang w:eastAsia="zh-CN"/>
-        </w:rPr>
-        <w:t>稳健性与局限性</w:t>
+          <w:sz w:val="21"/>
+          <w:lang w:eastAsia="zh-CN"/>
+        </w:rPr>
+        <w:t xml:space="preserve">2.1 </w:t>
+      </w:r>
+      <w:r>
+        <w:rPr>
+          <w:sz w:val="21"/>
+          <w:lang w:eastAsia="zh-CN"/>
+        </w:rPr>
+        <w:t>检验口径</w:t>
+      </w:r>
+      <w:r>
+        <w:rPr>
+          <w:sz w:val="21"/>
+          <w:lang w:eastAsia="zh-CN"/>
+        </w:rPr>
+        <w:tab/>
+        <w:t>5</w:t>
       </w:r>
     </w:p>
     <w:p>
       <w:pPr>
-        <w:spacing w:after="80"/>
-        <w:ind w:left="1134"/>
+        <w:tabs>
+          <w:tab w:val="right" w:leader="dot" w:pos="8391"/>
+        </w:tabs>
+        <w:spacing w:after="40" w:line="240" w:lineRule="auto"/>
+        <w:ind w:left="369"/>
         <w:rPr>
           <w:lang w:eastAsia="zh-CN"/>
         </w:rPr>
       </w:pPr>
       <w:r>
         <w:rPr>
-          <w:b/>
-          <w:sz w:val="25"/>
-          <w:lang w:eastAsia="zh-CN"/>
-        </w:rPr>
-        <w:t xml:space="preserve">7. </w:t>
-      </w:r>
-      <w:r>
-        <w:rPr>
-          <w:b/>
-          <w:sz w:val="25"/>
-          <w:lang w:eastAsia="zh-CN"/>
-        </w:rPr>
-        <w:t>结论</w:t>
+          <w:sz w:val="21"/>
+          <w:lang w:eastAsia="zh-CN"/>
+        </w:rPr>
+        <w:t xml:space="preserve">2.2 </w:t>
+      </w:r>
+      <w:proofErr w:type="spellStart"/>
+      <w:r>
+        <w:rPr>
+          <w:sz w:val="21"/>
+          <w:lang w:eastAsia="zh-CN"/>
+        </w:rPr>
+        <w:t>dblow</w:t>
+      </w:r>
+      <w:proofErr w:type="spellEnd"/>
+      <w:r>
+        <w:rPr>
+          <w:sz w:val="21"/>
+          <w:lang w:eastAsia="zh-CN"/>
+        </w:rPr>
+        <w:t>：双低因子</w:t>
+      </w:r>
+      <w:r>
+        <w:rPr>
+          <w:sz w:val="21"/>
+          <w:lang w:eastAsia="zh-CN"/>
+        </w:rPr>
+        <w:tab/>
+        <w:t>5</w:t>
       </w:r>
     </w:p>
     <w:p>
       <w:pPr>
-        <w:spacing w:after="80"/>
-        <w:ind w:left="1134"/>
+        <w:tabs>
+          <w:tab w:val="right" w:leader="dot" w:pos="8391"/>
+        </w:tabs>
+        <w:spacing w:after="40" w:line="240" w:lineRule="auto"/>
+        <w:ind w:left="369"/>
         <w:rPr>
           <w:lang w:eastAsia="zh-CN"/>
         </w:rPr>
       </w:pPr>
       <w:r>
         <w:rPr>
+          <w:sz w:val="21"/>
+          <w:lang w:eastAsia="zh-CN"/>
+        </w:rPr>
+        <w:t xml:space="preserve">2.3 </w:t>
+      </w:r>
+      <w:proofErr w:type="spellStart"/>
+      <w:r>
+        <w:rPr>
+          <w:sz w:val="21"/>
+          <w:lang w:eastAsia="zh-CN"/>
+        </w:rPr>
+        <w:t>bond_prem</w:t>
+      </w:r>
+      <w:proofErr w:type="spellEnd"/>
+      <w:r>
+        <w:rPr>
+          <w:sz w:val="21"/>
+          <w:lang w:eastAsia="zh-CN"/>
+        </w:rPr>
+        <w:t>：</w:t>
+      </w:r>
+      <w:proofErr w:type="gramStart"/>
+      <w:r>
+        <w:rPr>
+          <w:sz w:val="21"/>
+          <w:lang w:eastAsia="zh-CN"/>
+        </w:rPr>
+        <w:t>债底安全</w:t>
+      </w:r>
+      <w:proofErr w:type="gramEnd"/>
+      <w:r>
+        <w:rPr>
+          <w:sz w:val="21"/>
+          <w:lang w:eastAsia="zh-CN"/>
+        </w:rPr>
+        <w:t>边际补充</w:t>
+      </w:r>
+      <w:r>
+        <w:rPr>
+          <w:sz w:val="21"/>
+          <w:lang w:eastAsia="zh-CN"/>
+        </w:rPr>
+        <w:tab/>
+        <w:t>5</w:t>
+      </w:r>
+    </w:p>
+    <w:p>
+      <w:pPr>
+        <w:tabs>
+          <w:tab w:val="right" w:leader="dot" w:pos="8391"/>
+        </w:tabs>
+        <w:spacing w:after="40" w:line="240" w:lineRule="auto"/>
+        <w:ind w:left="369"/>
+        <w:rPr>
+          <w:lang w:eastAsia="zh-CN"/>
+        </w:rPr>
+      </w:pPr>
+      <w:r>
+        <w:rPr>
+          <w:sz w:val="21"/>
+          <w:lang w:eastAsia="zh-CN"/>
+        </w:rPr>
+        <w:t>2.4 alpha_pct_chg_5</w:t>
+      </w:r>
+      <w:r>
+        <w:rPr>
+          <w:sz w:val="21"/>
+          <w:lang w:eastAsia="zh-CN"/>
+        </w:rPr>
+        <w:t>：正股短期联动修正</w:t>
+      </w:r>
+      <w:r>
+        <w:rPr>
+          <w:sz w:val="21"/>
+          <w:lang w:eastAsia="zh-CN"/>
+        </w:rPr>
+        <w:tab/>
+        <w:t>6</w:t>
+      </w:r>
+    </w:p>
+    <w:p>
+      <w:pPr>
+        <w:tabs>
+          <w:tab w:val="right" w:leader="dot" w:pos="8391"/>
+        </w:tabs>
+        <w:spacing w:after="40" w:line="240" w:lineRule="auto"/>
+        <w:ind w:left="369"/>
+        <w:rPr>
+          <w:lang w:eastAsia="zh-CN"/>
+        </w:rPr>
+      </w:pPr>
+      <w:r>
+        <w:rPr>
+          <w:sz w:val="21"/>
+          <w:lang w:eastAsia="zh-CN"/>
+        </w:rPr>
+        <w:t xml:space="preserve">2.5 </w:t>
+      </w:r>
+      <w:r>
+        <w:rPr>
+          <w:sz w:val="21"/>
+          <w:lang w:eastAsia="zh-CN"/>
+        </w:rPr>
+        <w:t>因子统计汇总</w:t>
+      </w:r>
+      <w:r>
+        <w:rPr>
+          <w:sz w:val="21"/>
+          <w:lang w:eastAsia="zh-CN"/>
+        </w:rPr>
+        <w:tab/>
+        <w:t>7</w:t>
+      </w:r>
+    </w:p>
+    <w:p>
+      <w:pPr>
+        <w:tabs>
+          <w:tab w:val="right" w:leader="dot" w:pos="8391"/>
+        </w:tabs>
+        <w:spacing w:after="40" w:line="240" w:lineRule="auto"/>
+        <w:rPr>
+          <w:lang w:eastAsia="zh-CN"/>
+        </w:rPr>
+      </w:pPr>
+      <w:r>
+        <w:rPr>
+          <w:rFonts w:eastAsia="黑体"/>
           <w:b/>
-          <w:sz w:val="25"/>
-          <w:lang w:eastAsia="zh-CN"/>
-        </w:rPr>
-        <w:t>附录：补充表格与复现说明</w:t>
+          <w:color w:val="000000"/>
+          <w:sz w:val="22"/>
+          <w:lang w:eastAsia="zh-CN"/>
+        </w:rPr>
+        <w:t xml:space="preserve">3. </w:t>
+      </w:r>
+      <w:r>
+        <w:rPr>
+          <w:rFonts w:eastAsia="黑体"/>
+          <w:b/>
+          <w:color w:val="000000"/>
+          <w:sz w:val="22"/>
+          <w:lang w:eastAsia="zh-CN"/>
+        </w:rPr>
+        <w:t>多因子合成与相关性</w:t>
+      </w:r>
+      <w:r>
+        <w:rPr>
+          <w:rFonts w:eastAsia="黑体"/>
+          <w:b/>
+          <w:color w:val="000000"/>
+          <w:sz w:val="22"/>
+          <w:lang w:eastAsia="zh-CN"/>
+        </w:rPr>
+        <w:tab/>
+        <w:t>8</w:t>
+      </w:r>
+    </w:p>
+    <w:p>
+      <w:pPr>
+        <w:tabs>
+          <w:tab w:val="right" w:leader="dot" w:pos="8391"/>
+        </w:tabs>
+        <w:spacing w:after="40" w:line="240" w:lineRule="auto"/>
+        <w:ind w:left="369"/>
+        <w:rPr>
+          <w:lang w:eastAsia="zh-CN"/>
+        </w:rPr>
+      </w:pPr>
+      <w:r>
+        <w:rPr>
+          <w:sz w:val="21"/>
+          <w:lang w:eastAsia="zh-CN"/>
+        </w:rPr>
+        <w:t xml:space="preserve">3.1 </w:t>
+      </w:r>
+      <w:r>
+        <w:rPr>
+          <w:sz w:val="21"/>
+          <w:lang w:eastAsia="zh-CN"/>
+        </w:rPr>
+        <w:t>合成方法</w:t>
+      </w:r>
+      <w:r>
+        <w:rPr>
+          <w:sz w:val="21"/>
+          <w:lang w:eastAsia="zh-CN"/>
+        </w:rPr>
+        <w:tab/>
+        <w:t>8</w:t>
+      </w:r>
+    </w:p>
+    <w:p>
+      <w:pPr>
+        <w:tabs>
+          <w:tab w:val="right" w:leader="dot" w:pos="8391"/>
+        </w:tabs>
+        <w:spacing w:after="40" w:line="240" w:lineRule="auto"/>
+        <w:ind w:left="369"/>
+        <w:rPr>
+          <w:lang w:eastAsia="zh-CN"/>
+        </w:rPr>
+      </w:pPr>
+      <w:r>
+        <w:rPr>
+          <w:sz w:val="21"/>
+          <w:lang w:eastAsia="zh-CN"/>
+        </w:rPr>
+        <w:t xml:space="preserve">3.2 </w:t>
+      </w:r>
+      <w:r>
+        <w:rPr>
+          <w:sz w:val="21"/>
+          <w:lang w:eastAsia="zh-CN"/>
+        </w:rPr>
+        <w:t>组合敏感性比较</w:t>
+      </w:r>
+      <w:r>
+        <w:rPr>
+          <w:sz w:val="21"/>
+          <w:lang w:eastAsia="zh-CN"/>
+        </w:rPr>
+        <w:tab/>
+        <w:t>8</w:t>
+      </w:r>
+    </w:p>
+    <w:p>
+      <w:pPr>
+        <w:tabs>
+          <w:tab w:val="right" w:leader="dot" w:pos="8391"/>
+        </w:tabs>
+        <w:spacing w:after="40" w:line="240" w:lineRule="auto"/>
+        <w:rPr>
+          <w:lang w:eastAsia="zh-CN"/>
+        </w:rPr>
+      </w:pPr>
+      <w:r>
+        <w:rPr>
+          <w:rFonts w:eastAsia="黑体"/>
+          <w:b/>
+          <w:color w:val="000000"/>
+          <w:sz w:val="22"/>
+          <w:lang w:eastAsia="zh-CN"/>
+        </w:rPr>
+        <w:t xml:space="preserve">4. </w:t>
+      </w:r>
+      <w:r>
+        <w:rPr>
+          <w:rFonts w:eastAsia="黑体"/>
+          <w:b/>
+          <w:color w:val="000000"/>
+          <w:sz w:val="22"/>
+          <w:lang w:eastAsia="zh-CN"/>
+        </w:rPr>
+        <w:t>缓冲排名加权</w:t>
+      </w:r>
+      <w:r>
+        <w:rPr>
+          <w:rFonts w:eastAsia="黑体"/>
+          <w:b/>
+          <w:color w:val="000000"/>
+          <w:sz w:val="22"/>
+          <w:lang w:eastAsia="zh-CN"/>
+        </w:rPr>
+        <w:t xml:space="preserve"> BW </w:t>
+      </w:r>
+      <w:r>
+        <w:rPr>
+          <w:rFonts w:eastAsia="黑体"/>
+          <w:b/>
+          <w:color w:val="000000"/>
+          <w:sz w:val="22"/>
+          <w:lang w:eastAsia="zh-CN"/>
+        </w:rPr>
+        <w:t>主策略</w:t>
+      </w:r>
+      <w:r>
+        <w:rPr>
+          <w:rFonts w:eastAsia="黑体"/>
+          <w:b/>
+          <w:color w:val="000000"/>
+          <w:sz w:val="22"/>
+          <w:lang w:eastAsia="zh-CN"/>
+        </w:rPr>
+        <w:tab/>
+        <w:t>10</w:t>
+      </w:r>
+    </w:p>
+    <w:p>
+      <w:pPr>
+        <w:tabs>
+          <w:tab w:val="right" w:leader="dot" w:pos="8391"/>
+        </w:tabs>
+        <w:spacing w:after="40" w:line="240" w:lineRule="auto"/>
+        <w:ind w:left="369"/>
+        <w:rPr>
+          <w:lang w:eastAsia="zh-CN"/>
+        </w:rPr>
+      </w:pPr>
+      <w:r>
+        <w:rPr>
+          <w:sz w:val="21"/>
+          <w:lang w:eastAsia="zh-CN"/>
+        </w:rPr>
+        <w:t xml:space="preserve">4.1 </w:t>
+      </w:r>
+      <w:r>
+        <w:rPr>
+          <w:sz w:val="21"/>
+          <w:lang w:eastAsia="zh-CN"/>
+        </w:rPr>
+        <w:t>策略结构</w:t>
+      </w:r>
+      <w:r>
+        <w:rPr>
+          <w:sz w:val="21"/>
+          <w:lang w:eastAsia="zh-CN"/>
+        </w:rPr>
+        <w:tab/>
+        <w:t>10</w:t>
+      </w:r>
+    </w:p>
+    <w:p>
+      <w:pPr>
+        <w:tabs>
+          <w:tab w:val="right" w:leader="dot" w:pos="8391"/>
+        </w:tabs>
+        <w:spacing w:after="40" w:line="240" w:lineRule="auto"/>
+        <w:ind w:left="369"/>
+        <w:rPr>
+          <w:lang w:eastAsia="zh-CN"/>
+        </w:rPr>
+      </w:pPr>
+      <w:r>
+        <w:rPr>
+          <w:sz w:val="21"/>
+          <w:lang w:eastAsia="zh-CN"/>
+        </w:rPr>
+        <w:t xml:space="preserve">4.2 </w:t>
+      </w:r>
+      <w:r>
+        <w:rPr>
+          <w:sz w:val="21"/>
+          <w:lang w:eastAsia="zh-CN"/>
+        </w:rPr>
+        <w:t>绩效指标</w:t>
+      </w:r>
+      <w:r>
+        <w:rPr>
+          <w:sz w:val="21"/>
+          <w:lang w:eastAsia="zh-CN"/>
+        </w:rPr>
+        <w:tab/>
+        <w:t>10</w:t>
+      </w:r>
+    </w:p>
+    <w:p>
+      <w:pPr>
+        <w:tabs>
+          <w:tab w:val="right" w:leader="dot" w:pos="8391"/>
+        </w:tabs>
+        <w:spacing w:after="40" w:line="240" w:lineRule="auto"/>
+        <w:ind w:left="369"/>
+        <w:rPr>
+          <w:lang w:eastAsia="zh-CN"/>
+        </w:rPr>
+      </w:pPr>
+      <w:r>
+        <w:rPr>
+          <w:sz w:val="21"/>
+          <w:lang w:eastAsia="zh-CN"/>
+        </w:rPr>
+        <w:t xml:space="preserve">4.3 </w:t>
+      </w:r>
+      <w:r>
+        <w:rPr>
+          <w:sz w:val="21"/>
+          <w:lang w:eastAsia="zh-CN"/>
+        </w:rPr>
+        <w:t>多空</w:t>
+      </w:r>
+      <w:r>
+        <w:rPr>
+          <w:sz w:val="21"/>
+          <w:lang w:eastAsia="zh-CN"/>
+        </w:rPr>
+        <w:t xml:space="preserve"> 20% </w:t>
+      </w:r>
+      <w:r>
+        <w:rPr>
+          <w:sz w:val="21"/>
+          <w:lang w:eastAsia="zh-CN"/>
+        </w:rPr>
+        <w:t>对冲验证</w:t>
+      </w:r>
+      <w:r>
+        <w:rPr>
+          <w:sz w:val="21"/>
+          <w:lang w:eastAsia="zh-CN"/>
+        </w:rPr>
+        <w:tab/>
+        <w:t>11</w:t>
+      </w:r>
+    </w:p>
+    <w:p>
+      <w:pPr>
+        <w:tabs>
+          <w:tab w:val="right" w:leader="dot" w:pos="8391"/>
+        </w:tabs>
+        <w:spacing w:after="40" w:line="240" w:lineRule="auto"/>
+        <w:rPr>
+          <w:lang w:eastAsia="zh-CN"/>
+        </w:rPr>
+      </w:pPr>
+      <w:r>
+        <w:rPr>
+          <w:rFonts w:eastAsia="黑体"/>
+          <w:b/>
+          <w:color w:val="000000"/>
+          <w:sz w:val="22"/>
+          <w:lang w:eastAsia="zh-CN"/>
+        </w:rPr>
+        <w:t xml:space="preserve">5. </w:t>
+      </w:r>
+      <w:r>
+        <w:rPr>
+          <w:rFonts w:eastAsia="黑体"/>
+          <w:b/>
+          <w:color w:val="000000"/>
+          <w:sz w:val="22"/>
+          <w:lang w:eastAsia="zh-CN"/>
+        </w:rPr>
+        <w:t>稳健性分析</w:t>
+      </w:r>
+      <w:r>
+        <w:rPr>
+          <w:rFonts w:eastAsia="黑体"/>
+          <w:b/>
+          <w:color w:val="000000"/>
+          <w:sz w:val="22"/>
+          <w:lang w:eastAsia="zh-CN"/>
+        </w:rPr>
+        <w:tab/>
+        <w:t>13</w:t>
+      </w:r>
+    </w:p>
+    <w:p>
+      <w:pPr>
+        <w:tabs>
+          <w:tab w:val="right" w:leader="dot" w:pos="8391"/>
+        </w:tabs>
+        <w:spacing w:after="40" w:line="240" w:lineRule="auto"/>
+        <w:ind w:left="369"/>
+        <w:rPr>
+          <w:lang w:eastAsia="zh-CN"/>
+        </w:rPr>
+      </w:pPr>
+      <w:r>
+        <w:rPr>
+          <w:sz w:val="21"/>
+          <w:lang w:eastAsia="zh-CN"/>
+        </w:rPr>
+        <w:t xml:space="preserve">5.1 </w:t>
+      </w:r>
+      <w:proofErr w:type="gramStart"/>
+      <w:r>
+        <w:rPr>
+          <w:sz w:val="21"/>
+          <w:lang w:eastAsia="zh-CN"/>
+        </w:rPr>
+        <w:t>调仓频率敏感性</w:t>
+      </w:r>
+      <w:proofErr w:type="gramEnd"/>
+      <w:r>
+        <w:rPr>
+          <w:sz w:val="21"/>
+          <w:lang w:eastAsia="zh-CN"/>
+        </w:rPr>
+        <w:tab/>
+        <w:t>13</w:t>
+      </w:r>
+    </w:p>
+    <w:p>
+      <w:pPr>
+        <w:tabs>
+          <w:tab w:val="right" w:leader="dot" w:pos="8391"/>
+        </w:tabs>
+        <w:spacing w:after="40" w:line="240" w:lineRule="auto"/>
+        <w:ind w:left="369"/>
+        <w:rPr>
+          <w:lang w:eastAsia="zh-CN"/>
+        </w:rPr>
+      </w:pPr>
+      <w:r>
+        <w:rPr>
+          <w:sz w:val="21"/>
+          <w:lang w:eastAsia="zh-CN"/>
+        </w:rPr>
+        <w:t xml:space="preserve">5.2 </w:t>
+      </w:r>
+      <w:proofErr w:type="spellStart"/>
+      <w:r>
+        <w:rPr>
+          <w:sz w:val="21"/>
+          <w:lang w:eastAsia="zh-CN"/>
+        </w:rPr>
+        <w:t>TopN</w:t>
+      </w:r>
+      <w:proofErr w:type="spellEnd"/>
+      <w:r>
+        <w:rPr>
+          <w:sz w:val="21"/>
+          <w:lang w:eastAsia="zh-CN"/>
+        </w:rPr>
+        <w:t xml:space="preserve"> </w:t>
+      </w:r>
+      <w:r>
+        <w:rPr>
+          <w:sz w:val="21"/>
+          <w:lang w:eastAsia="zh-CN"/>
+        </w:rPr>
+        <w:t>敏感性</w:t>
+      </w:r>
+      <w:r>
+        <w:rPr>
+          <w:sz w:val="21"/>
+          <w:lang w:eastAsia="zh-CN"/>
+        </w:rPr>
+        <w:tab/>
+        <w:t>13</w:t>
+      </w:r>
+    </w:p>
+    <w:p>
+      <w:pPr>
+        <w:tabs>
+          <w:tab w:val="right" w:leader="dot" w:pos="8391"/>
+        </w:tabs>
+        <w:spacing w:after="40" w:line="240" w:lineRule="auto"/>
+        <w:ind w:left="369"/>
+        <w:rPr>
+          <w:lang w:eastAsia="zh-CN"/>
+        </w:rPr>
+      </w:pPr>
+      <w:r>
+        <w:rPr>
+          <w:sz w:val="21"/>
+          <w:lang w:eastAsia="zh-CN"/>
+        </w:rPr>
+        <w:t xml:space="preserve">5.3 </w:t>
+      </w:r>
+      <w:r>
+        <w:rPr>
+          <w:sz w:val="21"/>
+          <w:lang w:eastAsia="zh-CN"/>
+        </w:rPr>
+        <w:t>手续费敏感性</w:t>
+      </w:r>
+      <w:r>
+        <w:rPr>
+          <w:sz w:val="21"/>
+          <w:lang w:eastAsia="zh-CN"/>
+        </w:rPr>
+        <w:tab/>
+        <w:t>13</w:t>
+      </w:r>
+    </w:p>
+    <w:p>
+      <w:pPr>
+        <w:tabs>
+          <w:tab w:val="right" w:leader="dot" w:pos="8391"/>
+        </w:tabs>
+        <w:spacing w:after="40" w:line="240" w:lineRule="auto"/>
+        <w:ind w:left="369"/>
+        <w:rPr>
+          <w:lang w:eastAsia="zh-CN"/>
+        </w:rPr>
+      </w:pPr>
+      <w:r>
+        <w:rPr>
+          <w:sz w:val="21"/>
+          <w:lang w:eastAsia="zh-CN"/>
+        </w:rPr>
+        <w:t xml:space="preserve">5.4 </w:t>
+      </w:r>
+      <w:r>
+        <w:rPr>
+          <w:sz w:val="21"/>
+          <w:lang w:eastAsia="zh-CN"/>
+        </w:rPr>
+        <w:t>年度表现</w:t>
+      </w:r>
+      <w:r>
+        <w:rPr>
+          <w:sz w:val="21"/>
+          <w:lang w:eastAsia="zh-CN"/>
+        </w:rPr>
+        <w:tab/>
+        <w:t>14</w:t>
+      </w:r>
+    </w:p>
+    <w:p>
+      <w:pPr>
+        <w:tabs>
+          <w:tab w:val="right" w:leader="dot" w:pos="8391"/>
+        </w:tabs>
+        <w:spacing w:after="40" w:line="240" w:lineRule="auto"/>
+        <w:ind w:left="369"/>
+        <w:rPr>
+          <w:lang w:eastAsia="zh-CN"/>
+        </w:rPr>
+      </w:pPr>
+      <w:r>
+        <w:rPr>
+          <w:sz w:val="21"/>
+          <w:lang w:eastAsia="zh-CN"/>
+        </w:rPr>
+        <w:t xml:space="preserve">5.5 </w:t>
+      </w:r>
+      <w:r>
+        <w:rPr>
+          <w:sz w:val="21"/>
+          <w:lang w:eastAsia="zh-CN"/>
+        </w:rPr>
+        <w:t>分阶段表现</w:t>
+      </w:r>
+      <w:r>
+        <w:rPr>
+          <w:sz w:val="21"/>
+          <w:lang w:eastAsia="zh-CN"/>
+        </w:rPr>
+        <w:tab/>
+        <w:t>14</w:t>
+      </w:r>
+    </w:p>
+    <w:p>
+      <w:pPr>
+        <w:tabs>
+          <w:tab w:val="right" w:leader="dot" w:pos="8391"/>
+        </w:tabs>
+        <w:spacing w:after="40" w:line="240" w:lineRule="auto"/>
+        <w:ind w:left="369"/>
+        <w:rPr>
+          <w:lang w:eastAsia="zh-CN"/>
+        </w:rPr>
+      </w:pPr>
+      <w:r>
+        <w:rPr>
+          <w:sz w:val="21"/>
+          <w:lang w:eastAsia="zh-CN"/>
+        </w:rPr>
+        <w:t xml:space="preserve">5.6 </w:t>
+      </w:r>
+      <w:r>
+        <w:rPr>
+          <w:sz w:val="21"/>
+          <w:lang w:eastAsia="zh-CN"/>
+        </w:rPr>
+        <w:t>执行层对比</w:t>
+      </w:r>
+      <w:r>
+        <w:rPr>
+          <w:sz w:val="21"/>
+          <w:lang w:eastAsia="zh-CN"/>
+        </w:rPr>
+        <w:tab/>
+        <w:t>14</w:t>
+      </w:r>
+    </w:p>
+    <w:p>
+      <w:pPr>
+        <w:tabs>
+          <w:tab w:val="right" w:leader="dot" w:pos="8391"/>
+        </w:tabs>
+        <w:spacing w:after="40" w:line="240" w:lineRule="auto"/>
+        <w:ind w:left="369"/>
+        <w:rPr>
+          <w:lang w:eastAsia="zh-CN"/>
+        </w:rPr>
+      </w:pPr>
+      <w:r>
+        <w:rPr>
+          <w:sz w:val="21"/>
+          <w:lang w:eastAsia="zh-CN"/>
+        </w:rPr>
+        <w:t xml:space="preserve">5.7 </w:t>
+      </w:r>
+      <w:r>
+        <w:rPr>
+          <w:sz w:val="21"/>
+          <w:lang w:eastAsia="zh-CN"/>
+        </w:rPr>
+        <w:t>可比口径参数网格</w:t>
+      </w:r>
+      <w:r>
+        <w:rPr>
+          <w:sz w:val="21"/>
+          <w:lang w:eastAsia="zh-CN"/>
+        </w:rPr>
+        <w:tab/>
+        <w:t>15</w:t>
+      </w:r>
+    </w:p>
+    <w:p>
+      <w:pPr>
+        <w:tabs>
+          <w:tab w:val="right" w:leader="dot" w:pos="8391"/>
+        </w:tabs>
+        <w:spacing w:after="40" w:line="240" w:lineRule="auto"/>
+        <w:ind w:left="369"/>
+        <w:rPr>
+          <w:lang w:eastAsia="zh-CN"/>
+        </w:rPr>
+      </w:pPr>
+      <w:r>
+        <w:rPr>
+          <w:sz w:val="21"/>
+          <w:lang w:eastAsia="zh-CN"/>
+        </w:rPr>
+        <w:t xml:space="preserve">5.8 </w:t>
+      </w:r>
+      <w:r>
+        <w:rPr>
+          <w:sz w:val="21"/>
+          <w:lang w:eastAsia="zh-CN"/>
+        </w:rPr>
+        <w:t>滚动验证与执行阈值附录</w:t>
+      </w:r>
+      <w:r>
+        <w:rPr>
+          <w:sz w:val="21"/>
+          <w:lang w:eastAsia="zh-CN"/>
+        </w:rPr>
+        <w:tab/>
+        <w:t>16</w:t>
+      </w:r>
+    </w:p>
+    <w:p>
+      <w:pPr>
+        <w:tabs>
+          <w:tab w:val="right" w:leader="dot" w:pos="8391"/>
+        </w:tabs>
+        <w:spacing w:after="40" w:line="240" w:lineRule="auto"/>
+        <w:rPr>
+          <w:lang w:eastAsia="zh-CN"/>
+        </w:rPr>
+      </w:pPr>
+      <w:r>
+        <w:rPr>
+          <w:rFonts w:eastAsia="黑体"/>
+          <w:b/>
+          <w:color w:val="000000"/>
+          <w:sz w:val="22"/>
+          <w:lang w:eastAsia="zh-CN"/>
+        </w:rPr>
+        <w:t xml:space="preserve">6. </w:t>
+      </w:r>
+      <w:r>
+        <w:rPr>
+          <w:rFonts w:eastAsia="黑体"/>
+          <w:b/>
+          <w:color w:val="000000"/>
+          <w:sz w:val="22"/>
+          <w:lang w:eastAsia="zh-CN"/>
+        </w:rPr>
+        <w:t>风险与局限性</w:t>
+      </w:r>
+      <w:r>
+        <w:rPr>
+          <w:rFonts w:eastAsia="黑体"/>
+          <w:b/>
+          <w:color w:val="000000"/>
+          <w:sz w:val="22"/>
+          <w:lang w:eastAsia="zh-CN"/>
+        </w:rPr>
+        <w:tab/>
+        <w:t>18</w:t>
+      </w:r>
+    </w:p>
+    <w:p>
+      <w:pPr>
+        <w:tabs>
+          <w:tab w:val="right" w:leader="dot" w:pos="8391"/>
+        </w:tabs>
+        <w:spacing w:after="40" w:line="240" w:lineRule="auto"/>
+        <w:rPr>
+          <w:lang w:eastAsia="zh-CN"/>
+        </w:rPr>
+      </w:pPr>
+      <w:r>
+        <w:rPr>
+          <w:rFonts w:eastAsia="黑体"/>
+          <w:b/>
+          <w:color w:val="000000"/>
+          <w:sz w:val="22"/>
+          <w:lang w:eastAsia="zh-CN"/>
+        </w:rPr>
+        <w:t xml:space="preserve">7. </w:t>
+      </w:r>
+      <w:r>
+        <w:rPr>
+          <w:rFonts w:eastAsia="黑体"/>
+          <w:b/>
+          <w:color w:val="000000"/>
+          <w:sz w:val="22"/>
+          <w:lang w:eastAsia="zh-CN"/>
+        </w:rPr>
+        <w:t>结论</w:t>
+      </w:r>
+      <w:r>
+        <w:rPr>
+          <w:rFonts w:eastAsia="黑体"/>
+          <w:b/>
+          <w:color w:val="000000"/>
+          <w:sz w:val="22"/>
+          <w:lang w:eastAsia="zh-CN"/>
+        </w:rPr>
+        <w:tab/>
+        <w:t>19</w:t>
+      </w:r>
+    </w:p>
+    <w:p>
+      <w:pPr>
+        <w:tabs>
+          <w:tab w:val="right" w:leader="dot" w:pos="8391"/>
+        </w:tabs>
+        <w:spacing w:after="40" w:line="240" w:lineRule="auto"/>
+        <w:rPr>
+          <w:lang w:eastAsia="zh-CN"/>
+        </w:rPr>
+      </w:pPr>
+      <w:r>
+        <w:rPr>
+          <w:rFonts w:eastAsia="黑体"/>
+          <w:b/>
+          <w:color w:val="000000"/>
+          <w:sz w:val="22"/>
+          <w:lang w:eastAsia="zh-CN"/>
+        </w:rPr>
+        <w:t>附录</w:t>
+      </w:r>
+      <w:r>
+        <w:rPr>
+          <w:rFonts w:eastAsia="黑体"/>
+          <w:b/>
+          <w:color w:val="000000"/>
+          <w:sz w:val="22"/>
+          <w:lang w:eastAsia="zh-CN"/>
+        </w:rPr>
+        <w:tab/>
+        <w:t>19</w:t>
+      </w:r>
+    </w:p>
+    <w:p>
+      <w:pPr>
+        <w:tabs>
+          <w:tab w:val="right" w:leader="dot" w:pos="8391"/>
+        </w:tabs>
+        <w:spacing w:after="40" w:line="240" w:lineRule="auto"/>
+        <w:ind w:left="369"/>
+        <w:rPr>
+          <w:lang w:eastAsia="zh-CN"/>
+        </w:rPr>
+      </w:pPr>
+      <w:r>
+        <w:rPr>
+          <w:sz w:val="21"/>
+          <w:lang w:eastAsia="zh-CN"/>
+        </w:rPr>
+        <w:t xml:space="preserve">A.1 </w:t>
+      </w:r>
+      <w:r>
+        <w:rPr>
+          <w:sz w:val="21"/>
+          <w:lang w:eastAsia="zh-CN"/>
+        </w:rPr>
+        <w:t>候选因子去留总表</w:t>
+      </w:r>
+      <w:r>
+        <w:rPr>
+          <w:sz w:val="21"/>
+          <w:lang w:eastAsia="zh-CN"/>
+        </w:rPr>
+        <w:tab/>
+        <w:t>19</w:t>
+      </w:r>
+    </w:p>
+    <w:p>
+      <w:pPr>
+        <w:tabs>
+          <w:tab w:val="right" w:leader="dot" w:pos="8391"/>
+        </w:tabs>
+        <w:spacing w:after="40" w:line="240" w:lineRule="auto"/>
+        <w:ind w:left="369"/>
+        <w:rPr>
+          <w:lang w:eastAsia="zh-CN"/>
+        </w:rPr>
+      </w:pPr>
+      <w:r>
+        <w:rPr>
+          <w:sz w:val="21"/>
+          <w:lang w:eastAsia="zh-CN"/>
+        </w:rPr>
+        <w:t xml:space="preserve">A.2 turnover_5 </w:t>
+      </w:r>
+      <w:r>
+        <w:rPr>
+          <w:sz w:val="21"/>
+          <w:lang w:eastAsia="zh-CN"/>
+        </w:rPr>
+        <w:t>单因子补充图</w:t>
+      </w:r>
+      <w:r>
+        <w:rPr>
+          <w:sz w:val="21"/>
+          <w:lang w:eastAsia="zh-CN"/>
+        </w:rPr>
+        <w:tab/>
+        <w:t>20</w:t>
+      </w:r>
+    </w:p>
+    <w:p>
+      <w:pPr>
+        <w:tabs>
+          <w:tab w:val="right" w:leader="dot" w:pos="8391"/>
+        </w:tabs>
+        <w:spacing w:after="40" w:line="240" w:lineRule="auto"/>
+        <w:ind w:left="369"/>
+        <w:rPr>
+          <w:lang w:eastAsia="zh-CN"/>
+        </w:rPr>
+      </w:pPr>
+      <w:r>
+        <w:rPr>
+          <w:sz w:val="21"/>
+          <w:lang w:eastAsia="zh-CN"/>
+        </w:rPr>
+        <w:t xml:space="preserve">A.3 </w:t>
+      </w:r>
+      <w:r>
+        <w:rPr>
+          <w:sz w:val="21"/>
+          <w:lang w:eastAsia="zh-CN"/>
+        </w:rPr>
+        <w:t>补充实验说明</w:t>
+      </w:r>
+      <w:r>
+        <w:rPr>
+          <w:sz w:val="21"/>
+          <w:lang w:eastAsia="zh-CN"/>
+        </w:rPr>
+        <w:tab/>
+        <w:t>20</w:t>
       </w:r>
     </w:p>
     <w:p>
@@ -1014,7 +2061,6 @@
     <w:p>
       <w:pPr>
         <w:rPr>
-          <w:rFonts w:hint="eastAsia"/>
           <w:lang w:eastAsia="zh-CN"/>
         </w:rPr>
       </w:pPr>
@@ -1494,7 +2540,7 @@
         </w:rPr>
         <w:lastRenderedPageBreak/>
         <w:drawing>
-          <wp:inline distT="0" distB="0" distL="0" distR="0" wp14:anchorId="4A5B5258" wp14:editId="2C72E03F">
+          <wp:inline distT="0" distB="0" distL="0" distR="0" wp14:anchorId="55C6A1F9" wp14:editId="4040A2CD">
             <wp:extent cx="5328000" cy="1988060"/>
             <wp:effectExtent l="0" t="0" r="0" b="0"/>
             <wp:docPr id="1" name="Picture 1"/>
@@ -2141,7 +3187,7 @@
           <w:noProof/>
         </w:rPr>
         <w:drawing>
-          <wp:inline distT="0" distB="0" distL="0" distR="0" wp14:anchorId="4E11A867" wp14:editId="16765741">
+          <wp:inline distT="0" distB="0" distL="0" distR="0" wp14:anchorId="0AB2680B" wp14:editId="794E321A">
             <wp:extent cx="5328000" cy="1806312"/>
             <wp:effectExtent l="0" t="0" r="0" b="0"/>
             <wp:docPr id="2" name="Picture 2"/>
@@ -2529,7 +3575,7 @@
         </w:rPr>
         <w:lastRenderedPageBreak/>
         <w:drawing>
-          <wp:inline distT="0" distB="0" distL="0" distR="0" wp14:anchorId="54FE184D" wp14:editId="32F72AF3">
+          <wp:inline distT="0" distB="0" distL="0" distR="0" wp14:anchorId="47E513EB" wp14:editId="3A39FD9B">
             <wp:extent cx="5328000" cy="1804912"/>
             <wp:effectExtent l="0" t="0" r="0" b="0"/>
             <wp:docPr id="3" name="Picture 3"/>
@@ -2862,7 +3908,7 @@
           <w:noProof/>
         </w:rPr>
         <w:drawing>
-          <wp:inline distT="0" distB="0" distL="0" distR="0" wp14:anchorId="4F37721C" wp14:editId="1D21811A">
+          <wp:inline distT="0" distB="0" distL="0" distR="0" wp14:anchorId="5DC2F7FA" wp14:editId="1BB01567">
             <wp:extent cx="5328000" cy="1806312"/>
             <wp:effectExtent l="0" t="0" r="0" b="0"/>
             <wp:docPr id="4" name="Picture 4"/>
@@ -4184,7 +5230,7 @@
           <w:noProof/>
         </w:rPr>
         <w:drawing>
-          <wp:inline distT="0" distB="0" distL="0" distR="0" wp14:anchorId="29628FA0" wp14:editId="452CA40C">
+          <wp:inline distT="0" distB="0" distL="0" distR="0" wp14:anchorId="4D31D341" wp14:editId="0B823F5B">
             <wp:extent cx="5328000" cy="4516817"/>
             <wp:effectExtent l="0" t="0" r="0" b="0"/>
             <wp:docPr id="5" name="Picture 5"/>
@@ -5430,7 +6476,7 @@
           <w:noProof/>
         </w:rPr>
         <w:drawing>
-          <wp:inline distT="0" distB="0" distL="0" distR="0" wp14:anchorId="5C9E3FAB" wp14:editId="3DFD5EC2">
+          <wp:inline distT="0" distB="0" distL="0" distR="0" wp14:anchorId="1EC53843" wp14:editId="0F0C30A5">
             <wp:extent cx="5328000" cy="2077204"/>
             <wp:effectExtent l="0" t="0" r="0" b="0"/>
             <wp:docPr id="6" name="Picture 6"/>
@@ -6515,7 +7561,7 @@
           <w:noProof/>
         </w:rPr>
         <w:drawing>
-          <wp:inline distT="0" distB="0" distL="0" distR="0" wp14:anchorId="3C2917F0" wp14:editId="0F881567">
+          <wp:inline distT="0" distB="0" distL="0" distR="0" wp14:anchorId="61B2D64C" wp14:editId="24D40FD5">
             <wp:extent cx="5328000" cy="2051743"/>
             <wp:effectExtent l="0" t="0" r="0" b="0"/>
             <wp:docPr id="7" name="Picture 7"/>
@@ -6755,7 +7801,7 @@
           <w:noProof/>
         </w:rPr>
         <w:drawing>
-          <wp:inline distT="0" distB="0" distL="0" distR="0" wp14:anchorId="72A9C145" wp14:editId="75685E63">
+          <wp:inline distT="0" distB="0" distL="0" distR="0" wp14:anchorId="76701945" wp14:editId="4586636D">
             <wp:extent cx="5328000" cy="2066184"/>
             <wp:effectExtent l="0" t="0" r="0" b="0"/>
             <wp:docPr id="8" name="Picture 8"/>
@@ -10192,7 +11238,7 @@
           <w:noProof/>
         </w:rPr>
         <w:drawing>
-          <wp:inline distT="0" distB="0" distL="0" distR="0" wp14:anchorId="3FF9F294" wp14:editId="72DBDFEB">
+          <wp:inline distT="0" distB="0" distL="0" distR="0" wp14:anchorId="4FA13413" wp14:editId="765790D2">
             <wp:extent cx="5328000" cy="2040858"/>
             <wp:effectExtent l="0" t="0" r="0" b="0"/>
             <wp:docPr id="9" name="Picture 9"/>
@@ -12343,7 +13389,7 @@
         </w:rPr>
         <w:lastRenderedPageBreak/>
         <w:drawing>
-          <wp:inline distT="0" distB="0" distL="0" distR="0" wp14:anchorId="782A3780" wp14:editId="06A01088">
+          <wp:inline distT="0" distB="0" distL="0" distR="0" wp14:anchorId="185BB2EA" wp14:editId="10EB80C5">
             <wp:extent cx="5328000" cy="2189405"/>
             <wp:effectExtent l="0" t="0" r="0" b="0"/>
             <wp:docPr id="10" name="Picture 10"/>
@@ -13558,6 +14604,7 @@
           <w:lang w:eastAsia="zh-CN"/>
         </w:rPr>
       </w:pPr>
+      <w:proofErr w:type="spellStart"/>
       <w:r>
         <w:t>在这批样本里，</w:t>
       </w:r>
@@ -13568,7 +14615,11 @@
         <w:t>、</w:t>
       </w:r>
       <w:r>
-        <w:t xml:space="preserve">bond_prem </w:t>
+        <w:t>bond_prem</w:t>
+      </w:r>
+      <w:proofErr w:type="spellEnd"/>
+      <w:r>
+        <w:t xml:space="preserve"> </w:t>
       </w:r>
       <w:r>
         <w:t>和</w:t>
@@ -14743,7 +15794,7 @@
         </w:rPr>
         <w:lastRenderedPageBreak/>
         <w:drawing>
-          <wp:inline distT="0" distB="0" distL="0" distR="0" wp14:anchorId="45A6DB97" wp14:editId="2D4313D0">
+          <wp:inline distT="0" distB="0" distL="0" distR="0" wp14:anchorId="35B7BD2A" wp14:editId="64E0C58E">
             <wp:extent cx="5328000" cy="1806312"/>
             <wp:effectExtent l="0" t="0" r="0" b="0"/>
             <wp:docPr id="11" name="Picture 11"/>
@@ -14889,7 +15940,7 @@
     </w:p>
     <w:p>
       <w:pPr>
-        <w:spacing w:after="120" w:line="360" w:lineRule="auto"/>
+        <w:spacing w:after="120" w:line="400" w:lineRule="exact"/>
         <w:ind w:firstLine="420"/>
         <w:jc w:val="both"/>
       </w:pPr>
@@ -14917,7 +15968,7 @@
     </w:p>
     <w:p>
       <w:pPr>
-        <w:spacing w:after="120" w:line="360" w:lineRule="auto"/>
+        <w:spacing w:after="120" w:line="400" w:lineRule="exact"/>
         <w:ind w:firstLine="420"/>
         <w:jc w:val="both"/>
         <w:rPr>
@@ -15964,6 +17015,7 @@
   <w:style w:type="character" w:default="1" w:styleId="a2">
     <w:name w:val="Default Paragraph Font"/>
     <w:uiPriority w:val="1"/>
+    <w:semiHidden/>
     <w:unhideWhenUsed/>
   </w:style>
   <w:style w:type="table" w:default="1" w:styleId="a3">
